--- a/Fiche_Elias_Taieb_2026-2027.docx
+++ b/Fiche_Elias_Taieb_2026-2027.docx
@@ -7352,7 +7352,7 @@
                 <w:sz w:val="19"/>
                 <w:szCs w:val="19"/>
               </w:rPr>
-              <w:t xml:space="preserve">4 cours   ·   4,5 h   ·   16 élèves</w:t>
+              <w:t xml:space="preserve">5 cours   ·   6 h   ·   20 élèves</w:t>
             </w:r>
           </w:p>
         </w:tc>
@@ -8585,6 +8585,314 @@
                 <w:szCs w:val="16"/>
               </w:rPr>
               <w:t xml:space="preserve">   2010 · 16.6</w:t>
+            </w:r>
+          </w:p>
+        </w:tc>
+      </w:tr>
+    </w:tbl>
+    <w:p>
+      <w:pPr>
+        <w:spacing w:after="190" w:before="0" w:line="250"/>
+      </w:pPr>
+      <w:r>
+        <w:rPr>
+          <w:rFonts w:ascii="Calibri" w:cs="Calibri" w:eastAsia="Calibri" w:hAnsi="Calibri"/>
+          <w:color w:val="2E2E2E"/>
+          <w:sz w:val="10"/>
+          <w:szCs w:val="10"/>
+        </w:rPr>
+        <w:t xml:space="preserve"/>
+      </w:r>
+    </w:p>
+    <w:tbl>
+      <w:tblPr>
+        <w:tblW w:type="dxa" w:w="9637"/>
+        <w:tblBorders>
+          <w:top w:val="none" w:color="FFFFFF" w:sz="0"/>
+          <w:left w:val="none" w:color="FFFFFF" w:sz="0"/>
+          <w:bottom w:val="none" w:color="FFFFFF" w:sz="0"/>
+          <w:right w:val="none" w:color="FFFFFF" w:sz="0"/>
+          <w:insideH w:val="none" w:color="FFFFFF" w:sz="0"/>
+          <w:insideV w:val="none" w:color="FFFFFF" w:sz="0"/>
+        </w:tblBorders>
+      </w:tblPr>
+      <w:tblGrid>
+        <w:gridCol w:w="9637"/>
+      </w:tblGrid>
+      <w:tr>
+        <w:tc>
+          <w:tcPr>
+            <w:tcW w:type="dxa" w:w="9637"/>
+            <w:shd w:fill="8A9E28" w:color="auto" w:val="clear"/>
+            <w:tcMar>
+              <w:top w:type="dxa" w:w="85"/>
+              <w:left w:type="dxa" w:w="170"/>
+              <w:bottom w:type="dxa" w:w="85"/>
+              <w:right w:type="dxa" w:w="170"/>
+            </w:tcMar>
+            <w:vAlign w:val="center"/>
+          </w:tcPr>
+          <w:p>
+            <w:pPr>
+              <w:spacing w:after="0" w:before="0" w:line="250"/>
+            </w:pPr>
+            <w:r>
+              <w:rPr>
+                <w:rFonts w:ascii="Calibri" w:cs="Calibri" w:eastAsia="Calibri" w:hAnsi="Calibri"/>
+                <w:b/>
+                <w:bCs/>
+                <w:color w:val="FFFFFF"/>
+                <w:sz w:val="22"/>
+                <w:szCs w:val="22"/>
+              </w:rPr>
+              <w:t xml:space="preserve">13:30 – 15:00</w:t>
+            </w:r>
+            <w:r>
+              <w:rPr>
+                <w:rFonts w:ascii="Calibri" w:cs="Calibri" w:eastAsia="Calibri" w:hAnsi="Calibri"/>
+                <w:color w:val="FFFFFF"/>
+                <w:sz w:val="19"/>
+                <w:szCs w:val="19"/>
+              </w:rPr>
+              <w:t xml:space="preserve">      Terrain 4</w:t>
+            </w:r>
+            <w:r>
+              <w:rPr>
+                <w:rFonts w:ascii="Calibri" w:cs="Calibri" w:eastAsia="Calibri" w:hAnsi="Calibri"/>
+                <w:b/>
+                <w:bCs/>
+                <w:color w:val="FFFFFF"/>
+                <w:sz w:val="22"/>
+                <w:szCs w:val="22"/>
+              </w:rPr>
+              <w:t xml:space="preserve">      Rassemblement balles vertes</w:t>
+            </w:r>
+          </w:p>
+        </w:tc>
+      </w:tr>
+    </w:tbl>
+    <w:tbl>
+      <w:tblPr>
+        <w:tblW w:type="dxa" w:w="9637"/>
+        <w:tblBorders>
+          <w:top w:val="none" w:color="FFFFFF" w:sz="0"/>
+          <w:left w:val="none" w:color="FFFFFF" w:sz="0"/>
+          <w:bottom w:val="none" w:color="FFFFFF" w:sz="0"/>
+          <w:right w:val="none" w:color="FFFFFF" w:sz="0"/>
+          <w:insideH w:val="none" w:color="FFFFFF" w:sz="0"/>
+          <w:insideV w:val="none" w:color="FFFFFF" w:sz="0"/>
+        </w:tblBorders>
+      </w:tblPr>
+      <w:tblGrid>
+        <w:gridCol w:w="4818"/>
+        <w:gridCol w:w="4818"/>
+      </w:tblGrid>
+      <w:tr>
+        <w:trPr>
+          <w:trHeight w:val="317" w:hRule="atLeast"/>
+        </w:trPr>
+        <w:tc>
+          <w:tcPr>
+            <w:tcW w:type="dxa" w:w="4818"/>
+            <w:tcBorders>
+              <w:top w:val="none" w:color="FFFFFF" w:sz="0"/>
+              <w:left w:val="none" w:color="FFFFFF" w:sz="0"/>
+              <w:bottom w:val="none" w:color="FFFFFF" w:sz="0"/>
+              <w:right w:val="none" w:color="FFFFFF" w:sz="0"/>
+            </w:tcBorders>
+            <w:tcMar>
+              <w:top w:type="dxa" w:w="34"/>
+              <w:left w:type="dxa" w:w="226"/>
+              <w:bottom w:type="dxa" w:w="34"/>
+              <w:right w:type="dxa" w:w="113"/>
+            </w:tcMar>
+            <w:vAlign w:val="center"/>
+          </w:tcPr>
+          <w:p>
+            <w:pPr>
+              <w:spacing w:after="0" w:before="0" w:line="220"/>
+            </w:pPr>
+            <w:r>
+              <w:rPr>
+                <w:rFonts w:ascii="Calibri" w:cs="Calibri" w:eastAsia="Calibri" w:hAnsi="Calibri"/>
+                <w:color w:val="AAAAAA"/>
+                <w:sz w:val="17"/>
+                <w:szCs w:val="17"/>
+              </w:rPr>
+              <w:t xml:space="preserve">01.  </w:t>
+            </w:r>
+            <w:r>
+              <w:rPr>
+                <w:rFonts w:ascii="Calibri" w:cs="Calibri" w:eastAsia="Calibri" w:hAnsi="Calibri"/>
+                <w:color w:val="2E2E2E"/>
+                <w:sz w:val="19"/>
+                <w:szCs w:val="19"/>
+              </w:rPr>
+              <w:t xml:space="preserve">FUMIATTI Marco</w:t>
+            </w:r>
+            <w:r>
+              <w:rPr>
+                <w:rFonts w:ascii="Calibri" w:cs="Calibri" w:eastAsia="Calibri" w:hAnsi="Calibri"/>
+                <w:color w:val="6E6E6E"/>
+                <w:sz w:val="16"/>
+                <w:szCs w:val="16"/>
+              </w:rPr>
+              <w:t xml:space="preserve">   2016 · 10</w:t>
+            </w:r>
+          </w:p>
+        </w:tc>
+        <w:tc>
+          <w:tcPr>
+            <w:tcW w:type="dxa" w:w="4818"/>
+            <w:tcBorders>
+              <w:top w:val="none" w:color="FFFFFF" w:sz="0"/>
+              <w:left w:val="none" w:color="FFFFFF" w:sz="0"/>
+              <w:bottom w:val="none" w:color="FFFFFF" w:sz="0"/>
+              <w:right w:val="none" w:color="FFFFFF" w:sz="0"/>
+            </w:tcBorders>
+            <w:tcMar>
+              <w:top w:type="dxa" w:w="34"/>
+              <w:left w:type="dxa" w:w="226"/>
+              <w:bottom w:type="dxa" w:w="34"/>
+              <w:right w:type="dxa" w:w="113"/>
+            </w:tcMar>
+            <w:vAlign w:val="center"/>
+          </w:tcPr>
+          <w:p>
+            <w:pPr>
+              <w:spacing w:after="0" w:before="0" w:line="220"/>
+            </w:pPr>
+            <w:r>
+              <w:rPr>
+                <w:rFonts w:ascii="Calibri" w:cs="Calibri" w:eastAsia="Calibri" w:hAnsi="Calibri"/>
+                <w:color w:val="AAAAAA"/>
+                <w:sz w:val="17"/>
+                <w:szCs w:val="17"/>
+              </w:rPr>
+              <w:t xml:space="preserve">03.  </w:t>
+            </w:r>
+            <w:r>
+              <w:rPr>
+                <w:rFonts w:ascii="Calibri" w:cs="Calibri" w:eastAsia="Calibri" w:hAnsi="Calibri"/>
+                <w:color w:val="2E2E2E"/>
+                <w:sz w:val="19"/>
+                <w:szCs w:val="19"/>
+              </w:rPr>
+              <w:t xml:space="preserve">MOUTON Florentin</w:t>
+            </w:r>
+            <w:r>
+              <w:rPr>
+                <w:rFonts w:ascii="Calibri" w:cs="Calibri" w:eastAsia="Calibri" w:hAnsi="Calibri"/>
+                <w:color w:val="6E6E6E"/>
+                <w:sz w:val="16"/>
+                <w:szCs w:val="16"/>
+              </w:rPr>
+              <w:t xml:space="preserve">   2016 · 10.5</w:t>
+            </w:r>
+          </w:p>
+        </w:tc>
+      </w:tr>
+      <w:tr>
+        <w:trPr>
+          <w:trHeight w:val="317" w:hRule="atLeast"/>
+        </w:trPr>
+        <w:tc>
+          <w:tcPr>
+            <w:tcW w:type="dxa" w:w="4818"/>
+            <w:tcBorders>
+              <w:top w:val="none" w:color="FFFFFF" w:sz="0"/>
+              <w:left w:val="none" w:color="FFFFFF" w:sz="0"/>
+              <w:bottom w:val="none" w:color="FFFFFF" w:sz="0"/>
+              <w:right w:val="none" w:color="FFFFFF" w:sz="0"/>
+            </w:tcBorders>
+            <w:tcMar>
+              <w:top w:type="dxa" w:w="34"/>
+              <w:left w:type="dxa" w:w="226"/>
+              <w:bottom w:type="dxa" w:w="34"/>
+              <w:right w:type="dxa" w:w="113"/>
+            </w:tcMar>
+            <w:vAlign w:val="center"/>
+          </w:tcPr>
+          <w:p>
+            <w:pPr>
+              <w:spacing w:after="0" w:before="0" w:line="220"/>
+            </w:pPr>
+            <w:r>
+              <w:rPr>
+                <w:rFonts w:ascii="Calibri" w:cs="Calibri" w:eastAsia="Calibri" w:hAnsi="Calibri"/>
+                <w:color w:val="AAAAAA"/>
+                <w:sz w:val="17"/>
+                <w:szCs w:val="17"/>
+              </w:rPr>
+              <w:t xml:space="preserve">02.  </w:t>
+            </w:r>
+            <w:r>
+              <w:rPr>
+                <w:rFonts w:ascii="Calibri" w:cs="Calibri" w:eastAsia="Calibri" w:hAnsi="Calibri"/>
+                <w:color w:val="2E2E2E"/>
+                <w:sz w:val="19"/>
+                <w:szCs w:val="19"/>
+              </w:rPr>
+              <w:t xml:space="preserve">LUKACHI Vladimir</w:t>
+            </w:r>
+            <w:r>
+              <w:rPr>
+                <w:rFonts w:ascii="Calibri" w:cs="Calibri" w:eastAsia="Calibri" w:hAnsi="Calibri"/>
+                <w:color w:val="6E6E6E"/>
+                <w:sz w:val="16"/>
+                <w:szCs w:val="16"/>
+              </w:rPr>
+              <w:t xml:space="preserve">   2016 · 10.4</w:t>
+            </w:r>
+          </w:p>
+        </w:tc>
+        <w:tc>
+          <w:tcPr>
+            <w:tcW w:type="dxa" w:w="4818"/>
+            <w:tcBorders>
+              <w:top w:val="none" w:color="FFFFFF" w:sz="0"/>
+              <w:left w:val="none" w:color="FFFFFF" w:sz="0"/>
+              <w:bottom w:val="none" w:color="FFFFFF" w:sz="0"/>
+              <w:right w:val="none" w:color="FFFFFF" w:sz="0"/>
+            </w:tcBorders>
+            <w:tcMar>
+              <w:top w:type="dxa" w:w="34"/>
+              <w:left w:type="dxa" w:w="226"/>
+              <w:bottom w:type="dxa" w:w="34"/>
+              <w:right w:type="dxa" w:w="113"/>
+            </w:tcMar>
+            <w:vAlign w:val="center"/>
+          </w:tcPr>
+          <w:p>
+            <w:pPr>
+              <w:spacing w:after="0" w:before="0" w:line="220"/>
+            </w:pPr>
+            <w:r>
+              <w:rPr>
+                <w:rFonts w:ascii="Calibri" w:cs="Calibri" w:eastAsia="Calibri" w:hAnsi="Calibri"/>
+                <w:color w:val="AAAAAA"/>
+                <w:sz w:val="17"/>
+                <w:szCs w:val="17"/>
+              </w:rPr>
+              <w:t xml:space="preserve">04.  </w:t>
+            </w:r>
+            <w:r>
+              <w:rPr>
+                <w:rFonts w:ascii="Calibri" w:cs="Calibri" w:eastAsia="Calibri" w:hAnsi="Calibri"/>
+                <w:color w:val="2E2E2E"/>
+                <w:sz w:val="19"/>
+                <w:szCs w:val="19"/>
+              </w:rPr>
+              <w:t xml:space="preserve">NOGUÈS Matthis</w:t>
+            </w:r>
+            <w:r>
+              <w:rPr>
+                <w:rFonts w:ascii="Calibri" w:cs="Calibri" w:eastAsia="Calibri" w:hAnsi="Calibri"/>
+                <w:color w:val="6E6E6E"/>
+                <w:sz w:val="16"/>
+                <w:szCs w:val="16"/>
+              </w:rPr>
+              <w:t xml:space="preserve">   2016 · 10</w:t>
             </w:r>
           </w:p>
         </w:tc>
@@ -8672,7 +8980,7 @@
         <w:sz w:val="15"/>
         <w:szCs w:val="15"/>
       </w:rPr>
-      <w:t xml:space="preserve">Elias Taieb  ·  24 cours  ·  27 h par semaine  ·  Saison 2026-2027</w:t>
+      <w:t xml:space="preserve">Elias Taieb  ·  25 cours  ·  28,5 h par semaine  ·  Saison 2026-2027</w:t>
     </w:r>
   </w:p>
 </w:ftr>

--- a/Fiche_Elias_Taieb_2026-2027.docx
+++ b/Fiche_Elias_Taieb_2026-2027.docx
@@ -467,7 +467,7 @@
                 <w:sz w:val="16"/>
                 <w:szCs w:val="16"/>
               </w:rPr>
-              <w:t xml:space="preserve">   1998 · 27.8</w:t>
+              <w:t xml:space="preserve">   1998 · 27.9</w:t>
             </w:r>
           </w:p>
         </w:tc>
@@ -1373,7 +1373,7 @@
                 <w:sz w:val="16"/>
                 <w:szCs w:val="16"/>
               </w:rPr>
-              <w:t xml:space="preserve">   2012 · 14.2</w:t>
+              <w:t xml:space="preserve">   2012 · 14.3</w:t>
             </w:r>
           </w:p>
         </w:tc>
@@ -1576,7 +1576,7 @@
                 <w:sz w:val="16"/>
                 <w:szCs w:val="16"/>
               </w:rPr>
-              <w:t xml:space="preserve">   1995 · 31.1</w:t>
+              <w:t xml:space="preserve">   1995 · 31.2</w:t>
             </w:r>
           </w:p>
         </w:tc>
@@ -1626,7 +1626,7 @@
                 <w:sz w:val="16"/>
                 <w:szCs w:val="16"/>
               </w:rPr>
-              <w:t xml:space="preserve">   1993 · 33.1</w:t>
+              <w:t xml:space="preserve">   1993 · 33.2</w:t>
             </w:r>
           </w:p>
         </w:tc>
@@ -1731,7 +1731,7 @@
                 <w:sz w:val="16"/>
                 <w:szCs w:val="16"/>
               </w:rPr>
-              <w:t xml:space="preserve">   1997 · 29.2</w:t>
+              <w:t xml:space="preserve">   1997 · 29.3</w:t>
             </w:r>
           </w:p>
         </w:tc>
@@ -1989,7 +1989,7 @@
                 <w:sz w:val="16"/>
                 <w:szCs w:val="16"/>
               </w:rPr>
-              <w:t xml:space="preserve">   1975 · 51.1</w:t>
+              <w:t xml:space="preserve">   1975 · 51.2</w:t>
             </w:r>
           </w:p>
         </w:tc>
@@ -2271,7 +2271,7 @@
                 <w:sz w:val="19"/>
                 <w:szCs w:val="19"/>
               </w:rPr>
-              <w:t xml:space="preserve">1 cours   ·   1 h   ·   3 élèves</w:t>
+              <w:t xml:space="preserve">1 cours   ·   1 h   ·   2 élèves</w:t>
             </w:r>
           </w:p>
         </w:tc>
@@ -2456,7 +2456,7 @@
                 <w:sz w:val="17"/>
                 <w:szCs w:val="17"/>
               </w:rPr>
-              <w:t xml:space="preserve">03.  </w:t>
+              <w:t xml:space="preserve">02.  </w:t>
             </w:r>
             <w:r>
               <w:rPr>
@@ -2475,93 +2475,6 @@
                 <w:szCs w:val="16"/>
               </w:rPr>
               <w:t xml:space="preserve">   1981 · 45.1</w:t>
-            </w:r>
-          </w:p>
-        </w:tc>
-      </w:tr>
-      <w:tr>
-        <w:trPr>
-          <w:trHeight w:val="317" w:hRule="atLeast"/>
-        </w:trPr>
-        <w:tc>
-          <w:tcPr>
-            <w:tcW w:type="dxa" w:w="4818"/>
-            <w:tcBorders>
-              <w:top w:val="none" w:color="FFFFFF" w:sz="0"/>
-              <w:left w:val="none" w:color="FFFFFF" w:sz="0"/>
-              <w:bottom w:val="none" w:color="FFFFFF" w:sz="0"/>
-              <w:right w:val="none" w:color="FFFFFF" w:sz="0"/>
-            </w:tcBorders>
-            <w:tcMar>
-              <w:top w:type="dxa" w:w="34"/>
-              <w:left w:type="dxa" w:w="226"/>
-              <w:bottom w:type="dxa" w:w="34"/>
-              <w:right w:type="dxa" w:w="113"/>
-            </w:tcMar>
-            <w:vAlign w:val="center"/>
-          </w:tcPr>
-          <w:p>
-            <w:pPr>
-              <w:spacing w:after="0" w:before="0" w:line="220"/>
-            </w:pPr>
-            <w:r>
-              <w:rPr>
-                <w:rFonts w:ascii="Calibri" w:cs="Calibri" w:eastAsia="Calibri" w:hAnsi="Calibri"/>
-                <w:color w:val="AAAAAA"/>
-                <w:sz w:val="17"/>
-                <w:szCs w:val="17"/>
-              </w:rPr>
-              <w:t xml:space="preserve">02.  </w:t>
-            </w:r>
-            <w:r>
-              <w:rPr>
-                <w:rFonts w:ascii="Calibri" w:cs="Calibri" w:eastAsia="Calibri" w:hAnsi="Calibri"/>
-                <w:color w:val="2E2E2E"/>
-                <w:sz w:val="19"/>
-                <w:szCs w:val="19"/>
-              </w:rPr>
-              <w:t xml:space="preserve">DAUBE HUETTEN Claudia</w:t>
-            </w:r>
-            <w:r>
-              <w:rPr>
-                <w:rFonts w:ascii="Calibri" w:cs="Calibri" w:eastAsia="Calibri" w:hAnsi="Calibri"/>
-                <w:color w:val="6E6E6E"/>
-                <w:sz w:val="16"/>
-                <w:szCs w:val="16"/>
-              </w:rPr>
-              <w:t xml:space="preserve">   1968 · 57.8</w:t>
-            </w:r>
-          </w:p>
-        </w:tc>
-        <w:tc>
-          <w:tcPr>
-            <w:tcW w:type="dxa" w:w="4818"/>
-            <w:tcBorders>
-              <w:top w:val="none" w:color="FFFFFF" w:sz="0"/>
-              <w:left w:val="none" w:color="FFFFFF" w:sz="0"/>
-              <w:bottom w:val="none" w:color="FFFFFF" w:sz="0"/>
-              <w:right w:val="none" w:color="FFFFFF" w:sz="0"/>
-            </w:tcBorders>
-            <w:tcMar>
-              <w:top w:type="dxa" w:w="34"/>
-              <w:left w:type="dxa" w:w="226"/>
-              <w:bottom w:type="dxa" w:w="34"/>
-              <w:right w:type="dxa" w:w="113"/>
-            </w:tcMar>
-            <w:vAlign w:val="center"/>
-          </w:tcPr>
-          <w:p>
-            <w:pPr>
-              <w:spacing w:after="0" w:before="0" w:line="220"/>
-            </w:pPr>
-            <w:r>
-              <w:rPr>
-                <w:rFonts w:ascii="Calibri" w:cs="Calibri" w:eastAsia="Calibri" w:hAnsi="Calibri"/>
-                <w:color w:val="2E2E2E"/>
-                <w:sz w:val="14"/>
-                <w:szCs w:val="14"/>
-              </w:rPr>
-              <w:t xml:space="preserve"/>
             </w:r>
           </w:p>
         </w:tc>

--- a/Fiche_Elias_Taieb_2026-2027.docx
+++ b/Fiche_Elias_Taieb_2026-2027.docx
@@ -2964,7 +2964,7 @@
                 <w:sz w:val="16"/>
                 <w:szCs w:val="16"/>
               </w:rPr>
-              <w:t xml:space="preserve">   2012 · 14.6</w:t>
+              <w:t xml:space="preserve">   2012 · 14.7</w:t>
             </w:r>
           </w:p>
         </w:tc>
@@ -3167,7 +3167,7 @@
                 <w:sz w:val="16"/>
                 <w:szCs w:val="16"/>
               </w:rPr>
-              <w:t xml:space="preserve">   2012 · 14.3</w:t>
+              <w:t xml:space="preserve">   2012 · 14.4</w:t>
             </w:r>
           </w:p>
         </w:tc>
@@ -3217,7 +3217,7 @@
                 <w:sz w:val="16"/>
                 <w:szCs w:val="16"/>
               </w:rPr>
-              <w:t xml:space="preserve">   2013 · 12.9</w:t>
+              <w:t xml:space="preserve">   2013 · 13</w:t>
             </w:r>
           </w:p>
         </w:tc>
@@ -3833,7 +3833,7 @@
                 <w:sz w:val="16"/>
                 <w:szCs w:val="16"/>
               </w:rPr>
-              <w:t xml:space="preserve">   2019 · 6.9</w:t>
+              <w:t xml:space="preserve">   2019 · 7</w:t>
             </w:r>
           </w:p>
         </w:tc>
@@ -3888,7 +3888,7 @@
                 <w:sz w:val="16"/>
                 <w:szCs w:val="16"/>
               </w:rPr>
-              <w:t xml:space="preserve">   2019 · 7.1</w:t>
+              <w:t xml:space="preserve">   2019 · 7.2</w:t>
             </w:r>
           </w:p>
         </w:tc>

--- a/Fiche_Elias_Taieb_2026-2027.docx
+++ b/Fiche_Elias_Taieb_2026-2027.docx
@@ -4170,7 +4170,7 @@
                 <w:sz w:val="19"/>
                 <w:szCs w:val="19"/>
               </w:rPr>
-              <w:t xml:space="preserve">5 cours   ·   5,5 h   ·   16 élèves</w:t>
+              <w:t xml:space="preserve">5 cours   ·   5,5 h   ·   15 élèves</w:t>
             </w:r>
           </w:p>
         </w:tc>
@@ -4428,7 +4428,7 @@
                 <w:sz w:val="16"/>
                 <w:szCs w:val="16"/>
               </w:rPr>
-              <w:t xml:space="preserve">   1978 · 48.5</w:t>
+              <w:t xml:space="preserve">   1978 · 48.6</w:t>
             </w:r>
           </w:p>
         </w:tc>
@@ -4816,7 +4816,7 @@
                 <w:sz w:val="16"/>
                 <w:szCs w:val="16"/>
               </w:rPr>
-              <w:t xml:space="preserve">   2012 · 14.3</w:t>
+              <w:t xml:space="preserve">   2012 · 14.4</w:t>
             </w:r>
           </w:p>
         </w:tc>
@@ -4866,7 +4866,7 @@
                 <w:sz w:val="16"/>
                 <w:szCs w:val="16"/>
               </w:rPr>
-              <w:t xml:space="preserve">   2012 · 13.7</w:t>
+              <w:t xml:space="preserve">   2012 · 13.8</w:t>
             </w:r>
           </w:p>
         </w:tc>
@@ -5147,7 +5147,7 @@
                 <w:sz w:val="19"/>
                 <w:szCs w:val="19"/>
               </w:rPr>
-              <w:t xml:space="preserve">TONA Eliana</w:t>
+              <w:t xml:space="preserve">UGURLU Nil</w:t>
             </w:r>
             <w:r>
               <w:rPr>
@@ -5156,7 +5156,7 @@
                 <w:sz w:val="16"/>
                 <w:szCs w:val="16"/>
               </w:rPr>
-              <w:t xml:space="preserve">   2010 · 16.6</w:t>
+              <w:t xml:space="preserve">   2009 · 17.3</w:t>
             </w:r>
           </w:p>
         </w:tc>
@@ -5202,7 +5202,7 @@
                 <w:sz w:val="19"/>
                 <w:szCs w:val="19"/>
               </w:rPr>
-              <w:t xml:space="preserve">LUMBU Elisabeth</w:t>
+              <w:t xml:space="preserve">TONA Eliana</w:t>
             </w:r>
             <w:r>
               <w:rPr>
@@ -5211,57 +5211,39 @@
                 <w:sz w:val="16"/>
                 <w:szCs w:val="16"/>
               </w:rPr>
-              <w:t xml:space="preserve">   2010 · 16.2</w:t>
-            </w:r>
-          </w:p>
-        </w:tc>
-        <w:tc>
-          <w:tcPr>
-            <w:tcW w:type="dxa" w:w="4818"/>
-            <w:tcBorders>
-              <w:top w:val="none" w:color="FFFFFF" w:sz="0"/>
-              <w:left w:val="none" w:color="FFFFFF" w:sz="0"/>
-              <w:bottom w:val="none" w:color="FFFFFF" w:sz="0"/>
-              <w:right w:val="none" w:color="FFFFFF" w:sz="0"/>
-            </w:tcBorders>
-            <w:tcMar>
-              <w:top w:type="dxa" w:w="34"/>
-              <w:left w:type="dxa" w:w="226"/>
-              <w:bottom w:type="dxa" w:w="34"/>
-              <w:right w:type="dxa" w:w="113"/>
-            </w:tcMar>
-            <w:vAlign w:val="center"/>
-          </w:tcPr>
-          <w:p>
-            <w:pPr>
-              <w:spacing w:after="0" w:before="0" w:line="220"/>
-            </w:pPr>
-            <w:r>
-              <w:rPr>
-                <w:rFonts w:ascii="Calibri" w:cs="Calibri" w:eastAsia="Calibri" w:hAnsi="Calibri"/>
-                <w:color w:val="AAAAAA"/>
-                <w:sz w:val="17"/>
-                <w:szCs w:val="17"/>
-              </w:rPr>
-              <w:t xml:space="preserve">04.  </w:t>
-            </w:r>
-            <w:r>
-              <w:rPr>
-                <w:rFonts w:ascii="Calibri" w:cs="Calibri" w:eastAsia="Calibri" w:hAnsi="Calibri"/>
-                <w:color w:val="2E2E2E"/>
-                <w:sz w:val="19"/>
-                <w:szCs w:val="19"/>
-              </w:rPr>
-              <w:t xml:space="preserve">UGURLU Nil</w:t>
-            </w:r>
-            <w:r>
-              <w:rPr>
-                <w:rFonts w:ascii="Calibri" w:cs="Calibri" w:eastAsia="Calibri" w:hAnsi="Calibri"/>
-                <w:color w:val="6E6E6E"/>
-                <w:sz w:val="16"/>
-                <w:szCs w:val="16"/>
-              </w:rPr>
-              <w:t xml:space="preserve">   2009 · 17.3</w:t>
+              <w:t xml:space="preserve">   2010 · 16.6</w:t>
+            </w:r>
+          </w:p>
+        </w:tc>
+        <w:tc>
+          <w:tcPr>
+            <w:tcW w:type="dxa" w:w="4818"/>
+            <w:tcBorders>
+              <w:top w:val="none" w:color="FFFFFF" w:sz="0"/>
+              <w:left w:val="none" w:color="FFFFFF" w:sz="0"/>
+              <w:bottom w:val="none" w:color="FFFFFF" w:sz="0"/>
+              <w:right w:val="none" w:color="FFFFFF" w:sz="0"/>
+            </w:tcBorders>
+            <w:tcMar>
+              <w:top w:type="dxa" w:w="34"/>
+              <w:left w:type="dxa" w:w="226"/>
+              <w:bottom w:type="dxa" w:w="34"/>
+              <w:right w:type="dxa" w:w="113"/>
+            </w:tcMar>
+            <w:vAlign w:val="center"/>
+          </w:tcPr>
+          <w:p>
+            <w:pPr>
+              <w:spacing w:after="0" w:before="0" w:line="220"/>
+            </w:pPr>
+            <w:r>
+              <w:rPr>
+                <w:rFonts w:ascii="Calibri" w:cs="Calibri" w:eastAsia="Calibri" w:hAnsi="Calibri"/>
+                <w:color w:val="2E2E2E"/>
+                <w:sz w:val="14"/>
+                <w:szCs w:val="14"/>
+              </w:rPr>
+              <w:t xml:space="preserve"/>
             </w:r>
           </w:p>
         </w:tc>

--- a/Fiche_Elias_Taieb_2026-2027.docx
+++ b/Fiche_Elias_Taieb_2026-2027.docx
@@ -5936,7 +5936,7 @@
                 <w:sz w:val="16"/>
                 <w:szCs w:val="16"/>
               </w:rPr>
-              <w:t xml:space="preserve">   1962 · 64</w:t>
+              <w:t xml:space="preserve">   1962 · 64.1</w:t>
             </w:r>
           </w:p>
         </w:tc>
@@ -6091,7 +6091,7 @@
                 <w:sz w:val="16"/>
                 <w:szCs w:val="16"/>
               </w:rPr>
-              <w:t xml:space="preserve">   1981 · 44.7</w:t>
+              <w:t xml:space="preserve">   1981 · 44.8</w:t>
             </w:r>
           </w:p>
         </w:tc>
@@ -6657,7 +6657,7 @@
                 <w:sz w:val="16"/>
                 <w:szCs w:val="16"/>
               </w:rPr>
-              <w:t xml:space="preserve">   2016 · 10.1</w:t>
+              <w:t xml:space="preserve">   2016 · 10.2</w:t>
             </w:r>
           </w:p>
         </w:tc>
@@ -6860,7 +6860,7 @@
                 <w:sz w:val="16"/>
                 <w:szCs w:val="16"/>
               </w:rPr>
-              <w:t xml:space="preserve">   1974 · 52.3</w:t>
+              <w:t xml:space="preserve">   1974 · 52.4</w:t>
             </w:r>
           </w:p>
         </w:tc>
@@ -7015,7 +7015,7 @@
                 <w:sz w:val="16"/>
                 <w:szCs w:val="16"/>
               </w:rPr>
-              <w:t xml:space="preserve">   1979 · 47.3</w:t>
+              <w:t xml:space="preserve">   1979 · 47.4</w:t>
             </w:r>
           </w:p>
         </w:tc>

--- a/Fiche_Elias_Taieb_2026-2027.docx
+++ b/Fiche_Elias_Taieb_2026-2027.docx
@@ -7450,7 +7450,7 @@
                 <w:sz w:val="16"/>
                 <w:szCs w:val="16"/>
               </w:rPr>
-              <w:t xml:space="preserve">   2013 · 13.3</w:t>
+              <w:t xml:space="preserve">   2013 · 13.4</w:t>
             </w:r>
           </w:p>
         </w:tc>
@@ -7813,7 +7813,7 @@
                 <w:sz w:val="16"/>
                 <w:szCs w:val="16"/>
               </w:rPr>
-              <w:t xml:space="preserve">   2012 · 14.6</w:t>
+              <w:t xml:space="preserve">   2012 · 14.7</w:t>
             </w:r>
           </w:p>
         </w:tc>
@@ -8016,7 +8016,7 @@
                 <w:sz w:val="16"/>
                 <w:szCs w:val="16"/>
               </w:rPr>
-              <w:t xml:space="preserve">   2012 · 14.1</w:t>
+              <w:t xml:space="preserve">   2012 · 14.2</w:t>
             </w:r>
           </w:p>
         </w:tc>
@@ -8121,7 +8121,7 @@
                 <w:sz w:val="16"/>
                 <w:szCs w:val="16"/>
               </w:rPr>
-              <w:t xml:space="preserve">   2012 · 14.1</w:t>
+              <w:t xml:space="preserve">   2012 · 14.2</w:t>
             </w:r>
           </w:p>
         </w:tc>
@@ -8429,7 +8429,7 @@
                 <w:sz w:val="16"/>
                 <w:szCs w:val="16"/>
               </w:rPr>
-              <w:t xml:space="preserve">   2011 · 15.6</w:t>
+              <w:t xml:space="preserve">   2011 · 15.7</w:t>
             </w:r>
           </w:p>
         </w:tc>
@@ -8737,7 +8737,7 @@
                 <w:sz w:val="16"/>
                 <w:szCs w:val="16"/>
               </w:rPr>
-              <w:t xml:space="preserve">   2016 · 10.4</w:t>
+              <w:t xml:space="preserve">   2016 · 10.5</w:t>
             </w:r>
           </w:p>
         </w:tc>
@@ -8787,7 +8787,7 @@
                 <w:sz w:val="16"/>
                 <w:szCs w:val="16"/>
               </w:rPr>
-              <w:t xml:space="preserve">   2016 · 10</w:t>
+              <w:t xml:space="preserve">   2016 · 10.1</w:t>
             </w:r>
           </w:p>
         </w:tc>
